--- a/kakenhi-c/研究計画調書_基盤C_R9採用版.docx
+++ b/kakenhi-c/研究計画調書_基盤C_R9採用版.docx
@@ -855,7 +855,7 @@
           <w:rFonts w:ascii="Times New Roman" w:eastAsia="ＭＳ 明朝" w:cs="Times New Roman" w:hint="eastAsia"/>
           <w:sz w:val="22"/>
         </w:rPr>
-        <w:t xml:space="preserve">■予備調査が示した問題　第1回質的・予備調査は、日本、台湾、韓国（ソウル）、パリ、ニューヨークで実施し、服を選ぶ際の語彙と判断の置き所に違いがみられた。ニューヨークでは日中のカジュアルな装いと夜間の装いを分けるなど、自己表現とTPOが両立していた。Stitch Fixに代表される人間とAIの協働型サービスも選択肢となっている。フランスの協力者からは同型のサービス利用が語られず、自分のワードローブ、好み、似合う服を具体的に説明できる者が多かった。これはフランス全体や国民差を示す結果ではないが、自己基準の言語化に文化・教育環境が関わるという仮説を導く。これに対し日本では、学生を含め診断やアプリを手がかりに用いる一方、「どうしたいか」を言葉にできない事例が目立った。外部助言が判断力を育てる場合と、判断の外部委託を強める場合を分ける条件の解明が必要である。なお、ソウルおよび台湾で得た質的データは、2年目の東アジア量的比較における項目設計と文化的妥当性の検討に用いる。</w:t>
+        <w:t xml:space="preserve">■予備調査が示した問題　第1回質的・予備調査は、日本、台湾、韓国（ソウル）、パリ、ニューヨークで実施し、服を選ぶ際の語彙と判断の置き所に違いがみられた。ニューヨークでは日中のカジュアルな装いと夜間の装いを分けるなど、自己表現とTPOが両立していた。Stitch Fixに代表される人間とAIの協働型サービスも選択肢となっている。フランスの協力者からは同型のサービス利用が語られず、自分のワードローブ、好み、似合う服を具体的に説明できる者が多かった。これはフランス全体や国民差を示す結果ではないが、自己基準の言語化に文化・教育環境が関わるという仮説を導く。これに対し日本では、学生を含め診断やアプリを手がかりに用いる一方、「どうしたいか」を言葉にできない事例が目立った。外部助言が判断力を育てる場合と、判断の外部委託を強める場合を分ける条件の解明が必要である。なお、ソウル調査の結果は日本感性工学会で発表済みであり、本研究の指標を作成する土台となる。台湾のデータとあわせ、東アジア量的比較の項目設計と文化的妥当性の検討に用いる。</w:t>
       </w:r>
     </w:p>
     <w:p>
@@ -1537,7 +1537,7 @@
           <w:bCs/>
           <w:sz w:val="22"/>
         </w:rPr>
-        <w:t xml:space="preserve">【1年目（令和9年度）欧米質的調査・東アジア研究協力打合せ・尺度開発】パリ、ミラノ、ロンドン、ニューヨークで、大学生、教育関係者、パーソナルスタイリスト等への半構造化面接と現地観察を行う。質問は「似合う」の意味、診断・アプリ・生成AI・人間の助言者の利用、助言の採否理由、TPOの学習経験とする。パリではデジタルな装い介助、ニューヨークではStitch Fix型の人間・AI協働、ミラノではモード産業の集積を背景とする職人的な美的規範、ロンドンでは多文化環境に着目する。渡航は成田→パリ→ミラノ→ロンドン→ニューヨーク→成田の1回の周回とし、国内の授業期間を避け現地大学が新学期を迎える令和9年9月に実施する。東京を含む5都市のデータをテーマ分析し、介助の受容を自律的統合、追従、回避に類型化する。台湾・韓国とはオンライン会議で第2回の予備的確認と研究協力打合せを行い、翻訳、調査項目、募集方法、倫理手続を協議する。結果から尺度項目を作成し、認知面接（20名程度）で内容的妥当性を検証する。</w:t>
+        <w:t xml:space="preserve">【1年目（令和9年度）欧米質的調査・東アジア研究協力打合せ・尺度開発】パリ、ミラノ、ロンドン、ニューヨークで、大学生、教育関係者、パーソナルスタイリスト等への半構造化面接と現地観察を行う。質問は「似合う」の意味、診断・アプリ・生成AI・人間の助言者の利用、助言の採否理由、TPOの学習経験とする。パリではデジタルな装い介助、ニューヨークではStitch Fix型の人間・AI協働、ミラノではモード産業の集積を背景とする職人的な美的規範、ロンドンでは多文化環境に着目する。渡航は成田→パリ→ミラノ→ロンドン→ニューヨーク→成田の1回の周回とし、国内の授業期間を避け現地大学が新学期を迎える令和9年9月に実施する。東京を含む5都市のデータをテーマ分析し、介助の受容を自律的統合、追従、回避に類型化する。台湾・韓国とはオンライン会議で第2回の予備的確認と研究協力打合せを行い、翻訳、調査項目、募集方法、倫理手続を協議する。尺度項目は、日本感性工学会で発表済みのソウル調査の知見を土台に作成し、認知面接（20名程度）で内容的妥当性を検証する。</w:t>
       </w:r>
     </w:p>
     <w:p>
@@ -1767,7 +1767,7 @@
           <w:rFonts w:ascii="Times New Roman" w:eastAsia="ＭＳ 明朝"/>
           <w:sz w:val="22"/>
         </w:rPr>
-        <w:t xml:space="preserve">令和8年度に学内競争資金2件（大学院研究推進費・科研費申請支援助成金）を獲得し、国内、台湾、韓国、パリ、ニューヨークで第1回質的・予備調査と現地観察を実施した。逐語録、観察記録、実務家ネットワークを確保している。FPS尺度は127名・125名の予備調査で信頼性と因子構造を確認し、日本感性工学会（2026年9月）で発表した。本構想は令和7年度科研費基盤CでA評価を得ており、指摘された学術的背景の深化は「似合うを誰の基準で判断するか」という問いへ具体化した。欧米質的調査ではパリ・ニューヨークを継続し、ミラノ・ロンドンを追加する。台湾では嶺東科技大学の陳高生氏の協力を得られ、翻訳確認と参加者募集の基盤がある。韓国では清州大学教授と交渉中で、1年目にオンラインで条件と倫理手続を協議する。整わない場合も調査会社パネルで代替可能であり、遂行に支障はない。国内は東京家政大学と椙山女学園大学で調査・授業協力を得られ、分析環境も整備済みである。AI技術の実務家から、生成AIの利用手続、プロンプトの標準化、出力管理と安全性について助言を得ている。</w:t>
+        <w:t xml:space="preserve">令和8年度に学内競争資金2件（大学院研究推進費・科研費申請支援助成金）を獲得し、国内、台湾、韓国、パリ、ニューヨークで第1回質的・予備調査と現地観察を実施した。逐語録、観察記録、実務家ネットワークを確保している。ソウル調査の結果は日本感性工学会（2026年9月）で発表済みであり、指標作成の土台を得ている。あわせてFPS尺度は127名・125名の予備調査で信頼性と因子構造を確認した。本構想は令和7年度科研費基盤CでA評価を得ており、指摘された学術的背景の深化は「似合うを誰の基準で判断するか」という問いへ具体化した。欧米質的調査ではパリ・ニューヨークを継続し、ミラノ・ロンドンを追加する。台湾では嶺東科技大学の陳高生氏の協力を得られ、翻訳確認と参加者募集の基盤がある。韓国では清州大学教授と交渉中で、1年目にオンラインで条件と倫理手続を協議する。整わない場合も調査会社パネルで代替可能であり、遂行に支障はない。国内は東京家政大学と椙山女学園大学で調査・授業協力を得られ、分析環境も整備済みである。AI技術の実務家から、生成AIの利用手続、プロンプトの標準化、出力管理と安全性について助言を得ている。</w:t>
       </w:r>
     </w:p>
     <w:p>

--- a/kakenhi-c/研究計画調書_基盤C_R9採用版.docx
+++ b/kakenhi-c/研究計画調書_基盤C_R9採用版.docx
@@ -2349,77 +2349,147 @@
           <w:rFonts w:ascii="Times New Roman" w:eastAsia="ＭＳ 明朝"/>
           <w:sz w:val="22"/>
         </w:rPr>
-        <w:t>【研究遂行能力】申請者は、</w:t>
-      </w:r>
-      <w:r>
-        <w:rPr>
-          <w:rFonts w:ascii="Cambria Math" w:eastAsia="ＭＳ 明朝" w:hAnsi="Cambria Math" w:cs="Cambria Math"/>
-          <w:sz w:val="22"/>
-        </w:rPr>
-        <w:t>①</w:t>
-      </w:r>
-      <w:r>
-        <w:rPr>
-          <w:rFonts w:ascii="Times New Roman" w:eastAsia="ＭＳ 明朝"/>
-          <w:sz w:val="22"/>
-        </w:rPr>
-        <w:t>半構造化面接と現地観察、</w:t>
-      </w:r>
-      <w:r>
-        <w:rPr>
-          <w:rFonts w:ascii="Cambria Math" w:eastAsia="ＭＳ 明朝" w:hAnsi="Cambria Math" w:cs="Cambria Math"/>
-          <w:sz w:val="22"/>
-        </w:rPr>
-        <w:t>②</w:t>
-      </w:r>
-      <w:r>
-        <w:rPr>
-          <w:rFonts w:ascii="Times New Roman" w:eastAsia="ＭＳ 明朝"/>
-          <w:sz w:val="22"/>
-        </w:rPr>
-        <w:t>尺度項目の作成と信頼性・妥当性の検証、</w:t>
-      </w:r>
-      <w:r>
-        <w:rPr>
-          <w:rFonts w:ascii="Cambria Math" w:eastAsia="ＭＳ 明朝" w:hAnsi="Cambria Math" w:cs="Cambria Math"/>
-          <w:sz w:val="22"/>
-        </w:rPr>
-        <w:t>③</w:t>
-      </w:r>
-      <w:r>
-        <w:rPr>
-          <w:rFonts w:ascii="Times New Roman" w:eastAsia="ＭＳ 明朝"/>
-          <w:sz w:val="22"/>
-        </w:rPr>
-        <w:t>多変量解析による類型化、</w:t>
-      </w:r>
-      <w:r>
-        <w:rPr>
-          <w:rFonts w:ascii="Cambria Math" w:eastAsia="ＭＳ 明朝" w:hAnsi="Cambria Math" w:cs="Cambria Math"/>
-          <w:sz w:val="22"/>
-        </w:rPr>
-        <w:t>④</w:t>
-      </w:r>
-      <w:r>
-        <w:rPr>
-          <w:rFonts w:ascii="Times New Roman" w:eastAsia="ＭＳ 明朝"/>
-          <w:sz w:val="22"/>
-        </w:rPr>
-        <w:t>授業と連動した縦断データの取得、</w:t>
-      </w:r>
-      <w:r>
-        <w:rPr>
-          <w:rFonts w:ascii="Cambria Math" w:eastAsia="ＭＳ 明朝" w:hAnsi="Cambria Math" w:cs="Cambria Math"/>
-          <w:sz w:val="22"/>
-        </w:rPr>
-        <w:t>⑤</w:t>
-      </w:r>
-      <w:r>
-        <w:rPr>
-          <w:rFonts w:ascii="Times New Roman" w:eastAsia="ＭＳ 明朝"/>
-          <w:sz w:val="22"/>
-        </w:rPr>
-        <w:t>多地域での調査調整を経験してきた。第</w:t>
+        <w:t xml:space="preserve">【研究遂行能力】申請者は、①半構造化面接と現地観察、②尺度項目の作成と信頼性・妥当性の検証、③多変量解析による類型化、④授業と連動した縦断データの取得という、本研究の各段階に対応する方法を実施してきた。第1回質的・予備調査では海外4地域で面接と観察を完遂しており、1年目の欧米4都市調査を確立済みの手続で実施できる。</w:t>
+      </w:r>
+    </w:p>
+    <w:p>
+      <w:pPr>
+        <w:spacing w:line="240" w:lineRule="atLeast"/>
+        <w:rPr>
+          <w:rFonts w:hAnsi="ＭＳ ゴシック"/>
+          <w:b/>
+          <w:sz w:val="22"/>
+        </w:rPr>
+      </w:pPr>
+      <w:r>
+        <w:rPr>
+          <w:rFonts w:ascii="Times New Roman" w:eastAsia="ＭＳ 明朝"/>
+          <w:sz w:val="22"/>
+        </w:rPr>
+        <w:t xml:space="preserve">【研究分担者：石井国雄（東京家政大学・准教授／社会心理学）】石井は、色彩・着装が着用者の自己認知に及ぼす効果を統制実験で検証してきた[8][9][10]。本研究では、装い選択自律性、評価懸念、FPSの因果関係を検証するため、尺度構成、比較群を伴う教育介入の設計、混合効果モデル、媒介分析を担当する。AI助言の提示条件と情報量を揃え、助言内容そのものの差と、利用者が助言を吟味する過程の効果を区別できる実験計画を設計する。代表者と同一キャンパスに所属し、募集、授業実施、追跡調査を恒常的に協働できる。</w:t>
+      </w:r>
+    </w:p>
+    <w:p>
+      <w:r>
+        <w:rPr>
+          <w:rFonts w:ascii="Times New Roman" w:eastAsia="ＭＳ 明朝"/>
+          <w:sz w:val="22"/>
+        </w:rPr>
+        <w:t xml:space="preserve"/>
+      </w:r>
+    </w:p>
+    <w:p>
+      <w:pPr>
+        <w:spacing w:line="240" w:lineRule="atLeast"/>
+        <w:rPr>
+          <w:rFonts w:hAnsi="ＭＳ ゴシック"/>
+          <w:b/>
+          <w:sz w:val="22"/>
+        </w:rPr>
+      </w:pPr>
+      <w:r>
+        <w:rPr>
+          <w:rFonts w:ascii="Times New Roman" w:eastAsia="ＭＳ 明朝"/>
+          <w:sz w:val="22"/>
+        </w:rPr>
+        <w:t>【研究分担者：内藤章江（椙山女学園大学・准教授／被服心理学）】内藤は被服心理学の体系化</w:t>
+      </w:r>
+      <w:r>
+        <w:rPr>
+          <w:rFonts w:ascii="Times New Roman" w:eastAsia="ＭＳ 明朝"/>
+          <w:sz w:val="22"/>
+        </w:rPr>
+        <w:t>[13]</w:t>
+      </w:r>
+      <w:r>
+        <w:rPr>
+          <w:rFonts w:ascii="Times New Roman" w:eastAsia="ＭＳ 明朝"/>
+          <w:sz w:val="22"/>
+        </w:rPr>
+        <w:t>に携わり、中学生・高校生・大学生の着装規範意識と着装教育経験を実証的に測定してきた</w:t>
+      </w:r>
+      <w:r>
+        <w:rPr>
+          <w:rFonts w:ascii="Times New Roman" w:eastAsia="ＭＳ 明朝"/>
+          <w:sz w:val="22"/>
+        </w:rPr>
+        <w:t>[11]</w:t>
+      </w:r>
+      <w:r>
+        <w:rPr>
+          <w:rFonts w:ascii="Times New Roman" w:eastAsia="ＭＳ 明朝"/>
+          <w:sz w:val="22"/>
+        </w:rPr>
+        <w:t>。大規模アンケートの運用経験</w:t>
+      </w:r>
+      <w:r>
+        <w:rPr>
+          <w:rFonts w:ascii="Times New Roman" w:eastAsia="ＭＳ 明朝"/>
+          <w:sz w:val="22"/>
+        </w:rPr>
+        <w:t>[12]</w:t>
+      </w:r>
+      <w:r>
+        <w:rPr>
+          <w:rFonts w:ascii="Times New Roman" w:eastAsia="ＭＳ 明朝"/>
+          <w:sz w:val="22"/>
+        </w:rPr>
+        <w:t>も有する。本研究では、装いの社会化経験と</w:t>
+      </w:r>
+      <w:r>
+        <w:rPr>
+          <w:rFonts w:ascii="Times New Roman" w:eastAsia="ＭＳ 明朝"/>
+          <w:sz w:val="22"/>
+        </w:rPr>
+        <w:t>TPO</w:t>
+      </w:r>
+      <w:r>
+        <w:rPr>
+          <w:rFonts w:ascii="Times New Roman" w:eastAsia="ＭＳ 明朝"/>
+          <w:sz w:val="22"/>
+        </w:rPr>
+        <w:t>学習の項目設計、多言語調査の運用、測定不変性の検証を担当する。さらに、椙山女学園大学における大学生調査を実施し、東京家政大学の調査結果と併せて国内標本の教育環境・専攻による偏りを点検する。介入研究では比較群の確保と教材の内容妥当性の確認にも協力する。</w:t>
+      </w:r>
+    </w:p>
+    <w:p>
+      <w:r>
+        <w:rPr>
+          <w:rFonts w:ascii="Times New Roman" w:eastAsia="ＭＳ 明朝"/>
+          <w:sz w:val="22"/>
+        </w:rPr>
+        <w:t xml:space="preserve">【研究協力体制】第1回調査で構築したパリ、ニューヨーク、台湾、韓国の教育機関・実務家との接点を継続する。欧米質的調査では現地協力者が参加者紹介、通訳、文化的解釈の確認に協力する。東アジアでは嶺東科技大学の陳高生氏が台湾調査の翻訳確認と実施に協力し、韓国は清州大学教授と交渉中である。</w:t>
+      </w:r>
+    </w:p>
+    <w:p>
+      <w:r>
+        <w:rPr>
+          <w:rFonts w:ascii="Times New Roman" w:eastAsia="ＭＳ 明朝"/>
+          <w:sz w:val="22"/>
+        </w:rPr>
+        <w:t>【研究計画に関連した国際的な取組】</w:t>
+      </w:r>
+    </w:p>
+    <w:p>
+      <w:r>
+        <w:rPr>
+          <w:rFonts w:ascii="Times New Roman" w:eastAsia="ＭＳ 明朝"/>
+          <w:sz w:val="22"/>
+        </w:rPr>
+        <w:t>・令和</w:t>
+      </w:r>
+      <w:r>
+        <w:rPr>
+          <w:rFonts w:ascii="Times New Roman" w:eastAsia="ＭＳ 明朝"/>
+          <w:sz w:val="22"/>
+        </w:rPr>
+        <w:t>8</w:t>
+      </w:r>
+      <w:r>
+        <w:rPr>
+          <w:rFonts w:ascii="Times New Roman" w:eastAsia="ＭＳ 明朝"/>
+          <w:sz w:val="22"/>
+        </w:rPr>
+        <w:t>年度大学院研究推進費による、国内、台湾、韓国、パリ、ニューヨークでの「似合う」と装い選択に関する第</w:t>
       </w:r>
       <w:r>
         <w:rPr>
@@ -2433,231 +2503,6 @@
           <w:rFonts w:ascii="Times New Roman" w:eastAsia="ＭＳ 明朝"/>
           <w:sz w:val="22"/>
         </w:rPr>
-        <w:t>回調査では、日本語で自明視されやすい「似合う」を文化間で比較できる質問へ翻訳する際、語の直訳だけでは自己基準、他者評価、場面適合の違いを捉えられないことを確認した。この経験を踏まえ、逐語録の分析では複数研究者によるコード確認と反例探索を行い、質問紙では翻訳・逆翻訳、認知面接、測定不変性の検証を段階的に実施する。質的所見を尺度項目へ接続し、量的結果で再検討する混合研究法を一貫して運用できる点が、本研究を遂行する基盤である。</w:t>
-      </w:r>
-    </w:p>
-    <w:p>
-      <w:pPr>
-        <w:spacing w:line="240" w:lineRule="atLeast"/>
-        <w:rPr>
-          <w:rFonts w:hAnsi="ＭＳ ゴシック"/>
-          <w:b/>
-          <w:sz w:val="22"/>
-        </w:rPr>
-      </w:pPr>
-      <w:r>
-        <w:rPr>
-          <w:rFonts w:ascii="Times New Roman" w:eastAsia="ＭＳ 明朝"/>
-          <w:sz w:val="22"/>
-        </w:rPr>
-        <w:t>【研究分担者：石井国雄（東京家政大学・准教授／社会心理学）】石井は、色彩・着装が着用者の自己認知に及ぼす効果を統制実験で検証してきた</w:t>
-      </w:r>
-      <w:r>
-        <w:rPr>
-          <w:rFonts w:ascii="Times New Roman" w:eastAsia="ＭＳ 明朝"/>
-          <w:sz w:val="22"/>
-        </w:rPr>
-        <w:t>[8][9][10]</w:t>
-      </w:r>
-      <w:r>
-        <w:rPr>
-          <w:rFonts w:ascii="Times New Roman" w:eastAsia="ＭＳ 明朝"/>
-          <w:sz w:val="22"/>
-        </w:rPr>
-        <w:t>。本研究では、装い選択自</w:t>
-      </w:r>
-    </w:p>
-    <w:p>
-      <w:r>
-        <w:rPr>
-          <w:rFonts w:ascii="Times New Roman" w:eastAsia="ＭＳ 明朝"/>
-          <w:sz w:val="22"/>
-        </w:rPr>
-        <w:lastRenderedPageBreak/>
-        <w:t>律性、評価懸念、</w:t>
-      </w:r>
-      <w:r>
-        <w:rPr>
-          <w:rFonts w:ascii="Times New Roman" w:eastAsia="ＭＳ 明朝"/>
-          <w:sz w:val="22"/>
-        </w:rPr>
-        <w:t>FPS</w:t>
-      </w:r>
-      <w:r>
-        <w:rPr>
-          <w:rFonts w:ascii="Times New Roman" w:eastAsia="ＭＳ 明朝"/>
-          <w:sz w:val="22"/>
-        </w:rPr>
-        <w:t>の因果関係を検証するため、尺度構成、比較群を伴う教育介入の設計、混合効果モデル、媒介分析を担当する。</w:t>
-      </w:r>
-      <w:r>
-        <w:rPr>
-          <w:rFonts w:ascii="Times New Roman" w:eastAsia="ＭＳ 明朝"/>
-          <w:sz w:val="22"/>
-        </w:rPr>
-        <w:t>AI</w:t>
-      </w:r>
-      <w:r>
-        <w:rPr>
-          <w:rFonts w:ascii="Times New Roman" w:eastAsia="ＭＳ 明朝"/>
-          <w:sz w:val="22"/>
-        </w:rPr>
-        <w:t>助言の提示条件と情報量を揃え、助言内容そのものの差と、利用者が助言を吟味する過程の効果を区別できる実験計画を設計する。代表者と同一キャンパスに所属するため、募集、授業実施、追跡測定、データ管理を継続的に協働できる。</w:t>
-      </w:r>
-    </w:p>
-    <w:p>
-      <w:pPr>
-        <w:spacing w:line="240" w:lineRule="atLeast"/>
-        <w:rPr>
-          <w:rFonts w:hAnsi="ＭＳ ゴシック"/>
-          <w:b/>
-          <w:sz w:val="22"/>
-        </w:rPr>
-      </w:pPr>
-      <w:r>
-        <w:rPr>
-          <w:rFonts w:ascii="Times New Roman" w:eastAsia="ＭＳ 明朝"/>
-          <w:sz w:val="22"/>
-        </w:rPr>
-        <w:t>【研究分担者：内藤章江（椙山女学園大学・准教授／被服心理学）】内藤は被服心理学の体系化</w:t>
-      </w:r>
-      <w:r>
-        <w:rPr>
-          <w:rFonts w:ascii="Times New Roman" w:eastAsia="ＭＳ 明朝"/>
-          <w:sz w:val="22"/>
-        </w:rPr>
-        <w:t>[13]</w:t>
-      </w:r>
-      <w:r>
-        <w:rPr>
-          <w:rFonts w:ascii="Times New Roman" w:eastAsia="ＭＳ 明朝"/>
-          <w:sz w:val="22"/>
-        </w:rPr>
-        <w:t>に携わり、中学生・高校生・大学生の着装規範意識と着装教育経験を実証的に測定してきた</w:t>
-      </w:r>
-      <w:r>
-        <w:rPr>
-          <w:rFonts w:ascii="Times New Roman" w:eastAsia="ＭＳ 明朝"/>
-          <w:sz w:val="22"/>
-        </w:rPr>
-        <w:t>[11]</w:t>
-      </w:r>
-      <w:r>
-        <w:rPr>
-          <w:rFonts w:ascii="Times New Roman" w:eastAsia="ＭＳ 明朝"/>
-          <w:sz w:val="22"/>
-        </w:rPr>
-        <w:t>。大規模アンケートの運用経験</w:t>
-      </w:r>
-      <w:r>
-        <w:rPr>
-          <w:rFonts w:ascii="Times New Roman" w:eastAsia="ＭＳ 明朝"/>
-          <w:sz w:val="22"/>
-        </w:rPr>
-        <w:t>[12]</w:t>
-      </w:r>
-      <w:r>
-        <w:rPr>
-          <w:rFonts w:ascii="Times New Roman" w:eastAsia="ＭＳ 明朝"/>
-          <w:sz w:val="22"/>
-        </w:rPr>
-        <w:t>も有する。本研究では、装いの社会化経験と</w:t>
-      </w:r>
-      <w:r>
-        <w:rPr>
-          <w:rFonts w:ascii="Times New Roman" w:eastAsia="ＭＳ 明朝"/>
-          <w:sz w:val="22"/>
-        </w:rPr>
-        <w:t>TPO</w:t>
-      </w:r>
-      <w:r>
-        <w:rPr>
-          <w:rFonts w:ascii="Times New Roman" w:eastAsia="ＭＳ 明朝"/>
-          <w:sz w:val="22"/>
-        </w:rPr>
-        <w:t>学習の項目設計、多言語調査の運用、測定不変性の検証を担当する。さらに、椙山女学園大学における大学生調査を実施し、東京家政大学の調査結果と併せて国内標本の教育環境・専攻による偏りを点検する。介入研究では比較群の確保と教材の内容妥当性の確認にも協力する。</w:t>
-      </w:r>
-    </w:p>
-    <w:p>
-      <w:r>
-        <w:rPr>
-          <w:rFonts w:ascii="Times New Roman" w:eastAsia="ＭＳ 明朝"/>
-          <w:sz w:val="22"/>
-        </w:rPr>
-        <w:t>【研究協力体制】第</w:t>
-      </w:r>
-      <w:r>
-        <w:rPr>
-          <w:rFonts w:ascii="Times New Roman" w:eastAsia="ＭＳ 明朝"/>
-          <w:sz w:val="22"/>
-        </w:rPr>
-        <w:t>1</w:t>
-      </w:r>
-      <w:r>
-        <w:rPr>
-          <w:rFonts w:ascii="Times New Roman" w:eastAsia="ＭＳ 明朝"/>
-          <w:sz w:val="22"/>
-        </w:rPr>
-        <w:t>回調査で構築したパリ、ニューヨーク、台湾、韓国の教育機関・実務家との接点を継続する。欧米質的調査では、パリ、ミラノ、ロンドン、ニューヨークの現地協力者が参加者紹介、通訳、文化的解釈の確認に協力する。東アジアでは、嶺東科技大学の陳高生氏が台湾調査の翻訳確認と実施に協力する。韓国調査は清州大学教授と協力を交渉中であり、</w:t>
-      </w:r>
-      <w:r>
-        <w:rPr>
-          <w:rFonts w:ascii="Times New Roman" w:eastAsia="ＭＳ 明朝"/>
-          <w:sz w:val="22"/>
-        </w:rPr>
-        <w:t>1</w:t>
-      </w:r>
-      <w:r>
-        <w:rPr>
-          <w:rFonts w:ascii="Times New Roman" w:eastAsia="ＭＳ 明朝"/>
-          <w:sz w:val="22"/>
-        </w:rPr>
-        <w:t>年目に募集、翻訳、倫理手続を含む実施体制を確定する。台湾・韓国での打合せでは、単語の置換に終わらない翻訳方法、学生への依頼経路、回答者属性の揃え方、調査時期、データ受渡し方法を確認する。各地域で質問の意味が同じかを協力者と確認する一方、国ごとの差を固定的な国民性へ還元しない分析方針を共有する。研究説明、同意取得、データ管理、分析、公表の最終責任は研究代表者が負う。</w:t>
-      </w:r>
-    </w:p>
-    <w:p>
-      <w:r>
-        <w:rPr>
-          <w:rFonts w:ascii="Times New Roman" w:eastAsia="ＭＳ 明朝"/>
-          <w:sz w:val="22"/>
-        </w:rPr>
-        <w:t>【研究計画に関連した国際的な取組】</w:t>
-      </w:r>
-    </w:p>
-    <w:p>
-      <w:r>
-        <w:rPr>
-          <w:rFonts w:ascii="Times New Roman" w:eastAsia="ＭＳ 明朝"/>
-          <w:sz w:val="22"/>
-        </w:rPr>
-        <w:t>・令和</w:t>
-      </w:r>
-      <w:r>
-        <w:rPr>
-          <w:rFonts w:ascii="Times New Roman" w:eastAsia="ＭＳ 明朝"/>
-          <w:sz w:val="22"/>
-        </w:rPr>
-        <w:t>8</w:t>
-      </w:r>
-      <w:r>
-        <w:rPr>
-          <w:rFonts w:ascii="Times New Roman" w:eastAsia="ＭＳ 明朝"/>
-          <w:sz w:val="22"/>
-        </w:rPr>
-        <w:t>年度大学院研究推進費による、国内、台湾、韓国、パリ、ニューヨークでの「似合う」と装い選択に関する第</w:t>
-      </w:r>
-      <w:r>
-        <w:rPr>
-          <w:rFonts w:ascii="Times New Roman" w:eastAsia="ＭＳ 明朝"/>
-          <w:sz w:val="22"/>
-        </w:rPr>
-        <w:t>1</w:t>
-      </w:r>
-      <w:r>
-        <w:rPr>
-          <w:rFonts w:ascii="Times New Roman" w:eastAsia="ＭＳ 明朝"/>
-          <w:sz w:val="22"/>
-        </w:rPr>
         <w:t>回質的・予備調査。令和</w:t>
       </w:r>
       <w:r>
@@ -2732,128 +2577,16 @@
           <w:rFonts w:ascii="Times New Roman" w:eastAsia="ＭＳ 明朝"/>
           <w:sz w:val="22"/>
         </w:rPr>
-        <w:t>・オーストラリア（</w:t>
-      </w:r>
-      <w:r>
-        <w:rPr>
-          <w:rFonts w:ascii="Times New Roman" w:eastAsia="ＭＳ 明朝"/>
-          <w:sz w:val="22"/>
-        </w:rPr>
-        <w:t>Curtin University</w:t>
-      </w:r>
-      <w:r>
-        <w:rPr>
-          <w:rFonts w:ascii="Times New Roman" w:eastAsia="ＭＳ 明朝"/>
-          <w:sz w:val="22"/>
-        </w:rPr>
-        <w:t>）でのワードローブ研究・教育交流、ノルウェーでの現地調査など、複数地域での調査経験。次期研究では欧米の量的比較に加え、持続可能な衣生活と自己選択の関係を検討するため、オーストラリアおよび北欧への比較拡張を展望する。</w:t>
-      </w:r>
-    </w:p>
-    <w:p>
-      <w:r>
-        <w:rPr>
-          <w:rFonts w:ascii="Times New Roman" w:eastAsia="ＭＳ 明朝"/>
-          <w:sz w:val="22"/>
-        </w:rPr>
-        <w:t>・</w:t>
-      </w:r>
-      <w:r>
-        <w:rPr>
-          <w:rFonts w:ascii="Times New Roman" w:eastAsia="ＭＳ 明朝"/>
-          <w:sz w:val="22"/>
-        </w:rPr>
-        <w:t>ARAHE</w:t>
-      </w:r>
-      <w:r>
-        <w:rPr>
-          <w:rFonts w:ascii="Times New Roman" w:eastAsia="ＭＳ 明朝"/>
-          <w:sz w:val="22"/>
-        </w:rPr>
-        <w:t>（アジア地区家政学会）等での継続的な研究発表</w:t>
-      </w:r>
-      <w:r>
-        <w:rPr>
-          <w:rFonts w:ascii="Times New Roman" w:eastAsia="ＭＳ 明朝"/>
-          <w:sz w:val="22"/>
-        </w:rPr>
-        <w:t>[4]</w:t>
-      </w:r>
-      <w:r>
-        <w:rPr>
-          <w:rFonts w:ascii="Times New Roman" w:eastAsia="ＭＳ 明朝"/>
-          <w:sz w:val="22"/>
-        </w:rPr>
-        <w:t>と、家政学・服装学分野の国際ネットワーク。本研究では、このネットワークを単なる参加者募集の経路ではなく、概念と測定方法を共同で吟味する研究基盤として用いる。</w:t>
-      </w:r>
-      <w:r>
-        <w:rPr>
-          <w:rFonts w:ascii="Times New Roman" w:eastAsia="ＭＳ 明朝"/>
-          <w:sz w:val="22"/>
-        </w:rPr>
-        <w:t>1</w:t>
-      </w:r>
-      <w:r>
-        <w:rPr>
-          <w:rFonts w:ascii="Times New Roman" w:eastAsia="ＭＳ 明朝"/>
-          <w:sz w:val="22"/>
-        </w:rPr>
-        <w:t>年目の質的コードブック、</w:t>
-      </w:r>
-      <w:r>
-        <w:rPr>
-          <w:rFonts w:ascii="Times New Roman" w:eastAsia="ＭＳ 明朝"/>
-          <w:sz w:val="22"/>
-        </w:rPr>
-        <w:t>2</w:t>
-      </w:r>
-      <w:r>
-        <w:rPr>
-          <w:rFonts w:ascii="Times New Roman" w:eastAsia="ＭＳ 明朝"/>
-          <w:sz w:val="22"/>
-        </w:rPr>
-        <w:t>年目の翻訳版尺度、</w:t>
-      </w:r>
-      <w:r>
-        <w:rPr>
-          <w:rFonts w:ascii="Times New Roman" w:eastAsia="ＭＳ 明朝"/>
-          <w:sz w:val="22"/>
-        </w:rPr>
-        <w:t>3</w:t>
-      </w:r>
-      <w:r>
-        <w:rPr>
-          <w:rFonts w:ascii="Times New Roman" w:eastAsia="ＭＳ 明朝"/>
-          <w:sz w:val="22"/>
-        </w:rPr>
-        <w:t>年目の</w:t>
-      </w:r>
-      <w:r>
-        <w:rPr>
-          <w:rFonts w:ascii="Times New Roman" w:eastAsia="ＭＳ 明朝"/>
-          <w:sz w:val="22"/>
-        </w:rPr>
-        <w:t>AI</w:t>
-      </w:r>
-      <w:r>
-        <w:rPr>
-          <w:rFonts w:ascii="Times New Roman" w:eastAsia="ＭＳ 明朝"/>
-          <w:sz w:val="22"/>
-        </w:rPr>
-        <w:t>活用教材について、協力者から文化的解釈と教育現場での適用可能性に関する意見を得る。成果は国内学会だけでなく</w:t>
-      </w:r>
-      <w:r>
-        <w:rPr>
-          <w:rFonts w:ascii="Times New Roman" w:eastAsia="ＭＳ 明朝"/>
-          <w:sz w:val="22"/>
-        </w:rPr>
-        <w:t>ARAHE</w:t>
-      </w:r>
-      <w:r>
-        <w:rPr>
-          <w:rFonts w:ascii="Times New Roman" w:eastAsia="ＭＳ 明朝"/>
-          <w:sz w:val="22"/>
-        </w:rPr>
-        <w:t>等でも報告し、文化差を優劣や国民性として論じず、装いを学ぶ機会と助言利用の違いとして説明する国際比較の方法を共有する。</w:t>
+        <w:t xml:space="preserve">・オーストラリア（Curtin University）でのワードローブ研究・教育交流、ノルウェーでの現地調査など複数地域での調査経験。次期研究では欧米への量的比較の拡張を展望する。</w:t>
+      </w:r>
+    </w:p>
+    <w:p>
+      <w:r>
+        <w:rPr>
+          <w:rFonts w:ascii="Times New Roman" w:eastAsia="ＭＳ 明朝"/>
+          <w:sz w:val="22"/>
+        </w:rPr>
+        <w:t xml:space="preserve">・ARAHE（アジア地区家政学会）等での継続的な研究発表[4]と国際ネットワーク。本研究では、質的コードブック、翻訳版尺度、AI活用教材について協力者と共同で吟味する研究基盤として用いる。</w:t>
       </w:r>
     </w:p>
     <w:p>
@@ -2886,71 +2619,7 @@
           <w:rFonts w:ascii="Times New Roman" w:eastAsia="ＭＳ 明朝"/>
           <w:sz w:val="22"/>
         </w:rPr>
-        <w:t xml:space="preserve">　東京家政大学は、被服学と社会心理学を学内に併置し、授業を用いた教育介入、比較群の確保、オンライン調査を実施できる。</w:t>
-      </w:r>
-      <w:r>
-        <w:rPr>
-          <w:rFonts w:ascii="Times New Roman" w:eastAsia="ＭＳ 明朝"/>
-          <w:sz w:val="22"/>
-        </w:rPr>
-        <w:t>SPSS</w:t>
-      </w:r>
-      <w:r>
-        <w:rPr>
-          <w:rFonts w:ascii="Times New Roman" w:eastAsia="ＭＳ 明朝"/>
-          <w:sz w:val="22"/>
-        </w:rPr>
-        <w:t>、</w:t>
-      </w:r>
-      <w:r>
-        <w:rPr>
-          <w:rFonts w:ascii="Times New Roman" w:eastAsia="ＭＳ 明朝"/>
-          <w:sz w:val="22"/>
-        </w:rPr>
-        <w:t>KH Coder</w:t>
-      </w:r>
-      <w:r>
-        <w:rPr>
-          <w:rFonts w:ascii="Times New Roman" w:eastAsia="ＭＳ 明朝"/>
-          <w:sz w:val="22"/>
-        </w:rPr>
-        <w:t>等の分析環境と国内外の文献資源も利用できる。研究代表者と分担者・石井は同一キャンパスに所属し、研究分担者・内藤とは</w:t>
-      </w:r>
-      <w:r>
-        <w:rPr>
-          <w:rFonts w:ascii="Times New Roman" w:eastAsia="ＭＳ 明朝"/>
-          <w:sz w:val="22"/>
-        </w:rPr>
-        <w:lastRenderedPageBreak/>
-        <w:t>日本家政学会被服心理学部会を通じて恒常的に協働できる。国内調査を東京家政大学と椙山女学園大学の</w:t>
-      </w:r>
-      <w:r>
-        <w:rPr>
-          <w:rFonts w:ascii="Times New Roman" w:eastAsia="ＭＳ 明朝"/>
-          <w:sz w:val="22"/>
-        </w:rPr>
-        <w:t>2</w:t>
-      </w:r>
-      <w:r>
-        <w:rPr>
-          <w:rFonts w:ascii="Times New Roman" w:eastAsia="ＭＳ 明朝"/>
-          <w:sz w:val="22"/>
-        </w:rPr>
-        <w:t>拠点で実施することにより、募集の安定性と標本の多様性を確保できる。調査票、翻訳版、コードブック、分析手順は版管理し、月例研究会で進捗、欠測、翻訳上の問題、分析判断を共有する。国際比較では、各地域の協力者が文化的妥当性を確認し、代表者と分担者が尺度構造とデータ品質を横断的に点検する。質的データは発言の文脈を保持した匿名化記録と分析用コードを分けて管理し、量的データは回答時間、同一回答の連続、欠測率等を用いて品質を確認する。教育介入では、授業担当者による評価と研究参加を分離し、教材の実施忠実度を記録する。主要仮説、除外基準、分析手順はデータ解析前に研究班で確定し、探索的分析と検証的分析を区別する。尺度項目、採点法、教育教材、質的コードブックを公開可能な形に整え、他大学が追試・授業実践に利用できる研究基盤を形成する。韓国の大学との協力交渉が予定より遅れた場合は、代替協力校との調整または倫理審査を経た調査会社への委託に切り替え、同一の対象条件と調査票を維持する。委託時も研究目的、標本条件、同意取得、匿名化、納品形式を仕様書で定め、研究者がデータ品質と分析の責任を負う。欧米質的調査でも、参加者募集の遅延に備えて教育機関と実務家の複数経路を確保する。学内競争資金</w:t>
-      </w:r>
-      <w:r>
-        <w:rPr>
-          <w:rFonts w:ascii="Times New Roman" w:eastAsia="ＭＳ 明朝"/>
-          <w:sz w:val="22"/>
-        </w:rPr>
-        <w:t>2</w:t>
-      </w:r>
-      <w:r>
-        <w:rPr>
-          <w:rFonts w:ascii="Times New Roman" w:eastAsia="ＭＳ 明朝"/>
-          <w:sz w:val="22"/>
-        </w:rPr>
-        <w:t>件によって取得した質的データと海外協力関係がすでにあり、採択後直ちに質的調査、研究協力打合せ、尺度開発へ着手できる人的・物的条件が整っている。</w:t>
+        <w:t xml:space="preserve">東京家政大学は、被服学と社会心理学を学内に併置し、授業を用いた教育介入、比較群の確保、オンライン調査を実施できる。SPSS、KH Coder等の分析環境と国内外の文献資源も利用できる。研究代表者と分担者・石井は同一キャンパスに所属し、分担者・内藤とは日本家政学会被服心理学部会を通じて恒常的に協働できる。国内2大学で調査を行うため、単一大学の教育環境に依存しないデータを確保できる。海外は第1回調査で得た協力者網を用い、東アジアはオンライン調査基盤により渡航を要さず実施できる。</w:t>
       </w:r>
     </w:p>
     <w:p>
@@ -4496,6 +4165,13 @@
           <w:sz w:val="22"/>
         </w:rPr>
       </w:pPr>
+      <w:r>
+        <w:rPr>
+          <w:rFonts w:ascii="ＭＳ 明朝" w:hAnsi="ＭＳ 明朝" w:eastAsia="ＭＳ 明朝"/>
+          <w:sz w:val="18"/>
+        </w:rPr>
+        <w:t>[1] 松岡依里子(2022)衣服選択行動に関する一考察―パーソナルスタイリストのワードローブ調査―, FAB, 3, 2-22.</w:t>
+      </w:r>
     </w:p>
     <w:p>
       <w:pPr>
@@ -4506,6 +4182,13 @@
           <w:sz w:val="22"/>
         </w:rPr>
       </w:pPr>
+      <w:r>
+        <w:rPr>
+          <w:rFonts w:ascii="ＭＳ 明朝" w:hAnsi="ＭＳ 明朝" w:eastAsia="ＭＳ 明朝"/>
+          <w:sz w:val="18"/>
+        </w:rPr>
+        <w:t>[2] 松岡依里子(2025)Instagramを活用したファッション起業に関する一考察, ファッションビジネス学会論文誌, 30, 70-79.</w:t>
+      </w:r>
     </w:p>
     <w:p>
       <w:pPr>
@@ -4516,6 +4199,13 @@
           <w:sz w:val="22"/>
         </w:rPr>
       </w:pPr>
+      <w:r>
+        <w:rPr>
+          <w:rFonts w:ascii="ＭＳ 明朝" w:hAnsi="ＭＳ 明朝" w:eastAsia="ＭＳ 明朝"/>
+          <w:sz w:val="18"/>
+        </w:rPr>
+        <w:t>[3] 松岡依里子・倉内尚士(2023)ワードローブからみるファッションイメージとカラー傾向, FAB, 4, 88-104.</w:t>
+      </w:r>
     </w:p>
     <w:p>
       <w:pPr>
@@ -4526,6 +4216,13 @@
           <w:sz w:val="22"/>
         </w:rPr>
       </w:pPr>
+      <w:r>
+        <w:rPr>
+          <w:rFonts w:ascii="ＭＳ 明朝" w:hAnsi="ＭＳ 明朝" w:eastAsia="ＭＳ 明朝"/>
+          <w:sz w:val="18"/>
+        </w:rPr>
+        <w:t>[4] Matsuoka, E. (2023) Fashionable students' wardrobe research in Japan. ARAHE 2023, Malaysia.</w:t>
+      </w:r>
     </w:p>
     <w:p>
       <w:pPr>
@@ -4536,6 +4233,13 @@
           <w:sz w:val="22"/>
         </w:rPr>
       </w:pPr>
+      <w:r>
+        <w:rPr>
+          <w:rFonts w:ascii="ＭＳ 明朝" w:hAnsi="ＭＳ 明朝" w:eastAsia="ＭＳ 明朝"/>
+          <w:sz w:val="18"/>
+        </w:rPr>
+        <w:t>[5] 松岡依里子・倉内尚士(2025)2つのファッションイメージ感性軸に関する一考察, FAB, 6, 86-104.</w:t>
+      </w:r>
     </w:p>
     <w:p>
       <w:pPr>
@@ -4556,6 +4260,76 @@
           <w:docGrid w:type="linesAndChars" w:linePitch="360"/>
         </w:sectPr>
       </w:pPr>
+      <w:r>
+        <w:rPr>
+          <w:rFonts w:ascii="ＭＳ 明朝" w:hAnsi="ＭＳ 明朝" w:eastAsia="ＭＳ 明朝"/>
+          <w:sz w:val="18"/>
+        </w:rPr>
+        <w:t>[6] 松岡依里子・山本ひとみ(2020)ライフスタイルの類型化にみるファッション感性価値行動, 日本感性工学会論文誌, 19(3), 281-289.</w:t>
+      </w:r>
+    </w:p>
+    <w:p>
+      <w:r>
+        <w:rPr>
+          <w:rFonts w:ascii="ＭＳ 明朝" w:hAnsi="ＭＳ 明朝" w:eastAsia="ＭＳ 明朝"/>
+          <w:sz w:val="18"/>
+        </w:rPr>
+        <w:t>[7] 松岡依里子(2011)ヘアカラー、ピアスにみる身体装飾意識の構造, 日本家政学会誌, 62, 101-108.</w:t>
+      </w:r>
+    </w:p>
+    <w:p>
+      <w:r>
+        <w:rPr>
+          <w:rFonts w:ascii="ＭＳ 明朝" w:hAnsi="ＭＳ 明朝" w:eastAsia="ＭＳ 明朝"/>
+          <w:sz w:val="18"/>
+        </w:rPr>
+        <w:t>[8] Ishii, K., Numazaki, M., &amp; Tado'oka, Y. (2019) Japanese Psychological Research, 61, 123-132.</w:t>
+      </w:r>
+    </w:p>
+    <w:p>
+      <w:r>
+        <w:rPr>
+          <w:rFonts w:ascii="ＭＳ 明朝" w:hAnsi="ＭＳ 明朝" w:eastAsia="ＭＳ 明朝"/>
+          <w:sz w:val="18"/>
+        </w:rPr>
+        <w:t>[9] 石井国雄・田戸岡好香(2021)集団状況におけるピンクの着衣が自己認知に及ぼす影響, 清泉女学院大学研究紀要, 18, 29-39.</w:t>
+      </w:r>
+    </w:p>
+    <w:p>
+      <w:r>
+        <w:rPr>
+          <w:rFonts w:ascii="ＭＳ 明朝" w:hAnsi="ＭＳ 明朝" w:eastAsia="ＭＳ 明朝"/>
+          <w:sz w:val="18"/>
+        </w:rPr>
+        <w:t>[10] 石井国雄・田戸岡好香(2025)ピンクと青とジェンダー, 青弓社.</w:t>
+      </w:r>
+    </w:p>
+    <w:p>
+      <w:r>
+        <w:rPr>
+          <w:rFonts w:ascii="ＭＳ 明朝" w:hAnsi="ＭＳ 明朝" w:eastAsia="ＭＳ 明朝"/>
+          <w:sz w:val="18"/>
+        </w:rPr>
+        <w:t>[11] 内藤章江(2014)中学生・高校生・大学生の着装規範意識と着装に関する教育経験, 繊維製品消費科学, 55, 920-932.</w:t>
+      </w:r>
+    </w:p>
+    <w:p>
+      <w:r>
+        <w:rPr>
+          <w:rFonts w:ascii="ＭＳ 明朝" w:hAnsi="ＭＳ 明朝" w:eastAsia="ＭＳ 明朝"/>
+          <w:sz w:val="18"/>
+        </w:rPr>
+        <w:t>[12] 鷹野景子・内藤章江・石田恵理(2022)生涯学習とリーダーシップに関する調査結果とその活用, お茶の水女子大学.</w:t>
+      </w:r>
+    </w:p>
+    <w:p>
+      <w:r>
+        <w:rPr>
+          <w:rFonts w:ascii="ＭＳ 明朝" w:hAnsi="ＭＳ 明朝" w:eastAsia="ＭＳ 明朝"/>
+          <w:sz w:val="18"/>
+        </w:rPr>
+        <w:t>[13] 小林茂雄・藤田雅夫・内田直子・孫珠煕・内藤章江(2017)装いの心理と行動―被服心理学へのいざない, アイ・ケイコーポレーション.</w:t>
+      </w:r>
     </w:p>
     <w:p>
       <w:pPr>

--- a/kakenhi-c/研究計画調書_基盤C_R9採用版.docx
+++ b/kakenhi-c/研究計画調書_基盤C_R9採用版.docx
@@ -639,7 +639,7 @@
           <w:rFonts w:ascii="Times New Roman" w:eastAsia="ＭＳ 明朝" w:cs="Times New Roman"/>
           <w:sz w:val="22"/>
         </w:rPr>
-        <w:t xml:space="preserve">服装は個人の趣味にとどまらず、自己認知や意欲、他者評価、職業上の役割遂行に関わる。にもかかわらず、衣服を自分で選ぶ力がどう育つのかは十分に検討されていない。日本では学生も診断やアプリ、生成AIを「似合う」の手がかりとする一方、「自分はどうしたいか」を言語化できない場合がある。本研究は、助言を自らの目的とTPOに照らして吟味し採否を説明できる力を装い選択自律性（Clothing Choice Autonomy：CCA）と定義し、その形成過程と、装いから生じる持続的な心理的安定感（FPS）への効果を解明する。五つの主要コレクション開催都市（東京、パリ、ミラノ、ロンドン、ニューヨーク）の質的比較、東アジア3カ国（日本・台湾・韓国）各300名の量的比較、AIを含む教育介入（3群・計180名）により検証する。被服心理学の焦点を着用効果から選択主体の形成へ広げ、人・診断・アプリ・AIによる介助を統合するモデルと尺度を提示し、学生や就業者が主体的に服を選び社会へ参加するための教育法として還元する。</w:t>
+        <w:t xml:space="preserve">服装は個人の趣味にとどまらず、自己認知や意欲、他者評価、職業上の役割遂行に関わる。にもかかわらず、衣服を自分で選ぶ力がどのように育つのかは、教育研究でも被服心理学でも十分に検討されていない。日本では学生も診断やスタイリングアプリ、生成AIを「似合う」の手がかりとする一方、他者の目を気にして「自分はどうしたいか」を言語化できない場合がある。本研究は、助言を自らの目的とTPOに照らして吟味し採否を説明できる力を装い選択自律性（Clothing Choice Autonomy：CCA）と定義し、その形成過程と、装いから生じる持続的な心理的安定感（FPS）への効果を解明する。五つの主要コレクション開催都市（東京、パリ、ミラノ、ロンドン、ニューヨーク）の質的比較、東アジア3カ国（日本・台湾・韓国）の大学生各300名の量的比較、生成AIを含む教育介入（3群・計180名）により、文化・教育・装い介助の三面から検証する。被服心理学の焦点を着用効果から選択主体の形成へ広げ、人・診断・アプリ・AIによる介助を統合するモデルと尺度を提示し、学生や就業者が主体的に服を選び、学習・就業・対人場面へ安心して参加するための教育・支援法として還元する。</w:t>
       </w:r>
     </w:p>
     <w:p>
@@ -1382,7 +1382,7 @@
         </w:rPr>
         <w:drawing>
           <wp:inline distT="0" distB="0" distL="0" distR="0" wp14:anchorId="10FF0DD5" wp14:editId="072BC64C">
-            <wp:extent cx="4320000" cy="928800"/>
+            <wp:extent cx="3960000" cy="851399"/>
             <wp:effectExtent l="0" t="0" r="5080" b="1270"/>
             <wp:docPr id="7" name="Picture 7"/>
             <wp:cNvGraphicFramePr>
@@ -1404,7 +1404,7 @@
                   <pic:spPr>
                     <a:xfrm>
                       <a:off x="0" y="0"/>
-                      <a:ext cx="4320000" cy="928800"/>
+                      <a:ext cx="3960000" cy="851399"/>
                     </a:xfrm>
                     <a:prstGeom prst="rect">
                       <a:avLst/>
@@ -1457,7 +1457,7 @@
         <w:lastRenderedPageBreak/>
         <w:drawing>
           <wp:inline distT="0" distB="0" distL="0" distR="0" wp14:anchorId="736BEA50" wp14:editId="0E08E9FD">
-            <wp:extent cx="4140000" cy="1345500"/>
+            <wp:extent cx="3780000" cy="1228500"/>
             <wp:effectExtent l="0" t="0" r="0" b="0"/>
             <wp:docPr id="8" name="Picture 8"/>
             <wp:cNvGraphicFramePr>
@@ -1479,7 +1479,7 @@
                   <pic:spPr>
                     <a:xfrm>
                       <a:off x="0" y="0"/>
-                      <a:ext cx="4140000" cy="1345500"/>
+                      <a:ext cx="3780000" cy="1228500"/>
                     </a:xfrm>
                     <a:prstGeom prst="rect">
                       <a:avLst/>
@@ -1610,7 +1610,7 @@
         </w:rPr>
         <w:drawing>
           <wp:inline distT="0" distB="0" distL="0" distR="0" wp14:anchorId="510E377B" wp14:editId="2780DD3A">
-            <wp:extent cx="3600000" cy="1462500"/>
+            <wp:extent cx="3311999" cy="1345500"/>
             <wp:effectExtent l="0" t="0" r="0" b="0"/>
             <wp:docPr id="9" name="Picture 9"/>
             <wp:cNvGraphicFramePr>
@@ -1632,7 +1632,7 @@
                   <pic:spPr>
                     <a:xfrm>
                       <a:off x="0" y="0"/>
-                      <a:ext cx="3600000" cy="1462500"/>
+                      <a:ext cx="3311999" cy="1345500"/>
                     </a:xfrm>
                     <a:prstGeom prst="rect">
                       <a:avLst/>

--- a/kakenhi-c/研究計画調書_基盤C_R9採用版.docx
+++ b/kakenhi-c/研究計画調書_基盤C_R9採用版.docx
@@ -639,7 +639,7 @@
           <w:rFonts w:ascii="Times New Roman" w:eastAsia="ＭＳ 明朝" w:cs="Times New Roman"/>
           <w:sz w:val="22"/>
         </w:rPr>
-        <w:t xml:space="preserve">服装は個人の趣味にとどまらず、自己認知や意欲、他者評価、職業上の役割遂行に関わる。にもかかわらず、衣服を自分で選ぶ力がどのように育つのかは、教育研究でも被服心理学でも十分に検討されていない。日本では学生も診断やスタイリングアプリ、生成AIを「似合う」の手がかりとする一方、他者の目を気にして「自分はどうしたいか」を言語化できない場合がある。本研究は、助言を自らの目的とTPOに照らして吟味し採否を説明できる力を装い選択自律性（Clothing Choice Autonomy：CCA）と定義し、その形成過程と、装いから生じる持続的な心理的安定感（FPS）への効果を解明する。五つの主要コレクション開催都市（東京、パリ、ミラノ、ロンドン、ニューヨーク）の質的比較、東アジア3カ国（日本・台湾・韓国）の大学生各300名の量的比較、生成AIを含む教育介入（3群・計180名）により、文化・教育・装い介助の三面から検証する。被服心理学の焦点を着用効果から選択主体の形成へ広げ、人・診断・アプリ・AIによる介助を統合するモデルと尺度を提示し、学生や就業者が主体的に服を選び、学習・就業・対人場面へ安心して参加するための教育・支援法として還元する。</w:t>
+        <w:t xml:space="preserve">服装は個人の趣味にとどまらず、自己認知や意欲、他者評価、職業上の役割遂行に関わる。にもかかわらず、衣服を自分で選ぶ力がどのように育つのかは十分に検討されていない。日本では学生も診断やアプリ、生成AIを「似合う」の手がかりとする一方、他者の目を気にして「自分はどうしたいか」を言語化できない場合がある。本研究は、助言を自らの目的とTPOに照らして吟味し採否を説明できる力を装い選択自律性（Clothing Choice Autonomy：CCA）と定義し、その形成過程と、装いから生じる持続的な心理的安定感（FPS）への効果を解明する。五つの主要コレクション開催都市（東京、パリ、ミラノ、ロンドン、ニューヨーク）の質的比較、東アジア3カ国の大学生各300名の量的比較、生成AIを含む教育介入（3群・計180名）により、文化・教育・装い介助の三面から検証する。被服心理学の焦点を着用効果から選択主体の形成へ広げ、人・診断・アプリ・AIによる介助を統合するモデルと尺度を提示し、学生や就業者が主体的に服を選び社会へ安心して参加するための教育・支援法として還元する。</w:t>
       </w:r>
     </w:p>
     <w:p>

--- a/kakenhi-c/研究計画調書_基盤C_R9採用版.docx
+++ b/kakenhi-c/研究計画調書_基盤C_R9採用版.docx
@@ -639,7 +639,7 @@
           <w:rFonts w:ascii="Times New Roman" w:eastAsia="ＭＳ 明朝" w:cs="Times New Roman"/>
           <w:sz w:val="22"/>
         </w:rPr>
-        <w:t xml:space="preserve">服装は個人の趣味にとどまらず、自己認知や意欲、他者評価、職業上の役割遂行に関わる。にもかかわらず、衣服を自分で選ぶ力がどのように育つのかは十分に検討されていない。日本では学生も診断やアプリ、生成AIを「似合う」の手がかりとする一方、他者の目を気にして「自分はどうしたいか」を言語化できない場合がある。本研究は、助言を自らの目的とTPOに照らして吟味し採否を説明できる力を装い選択自律性（Clothing Choice Autonomy：CCA）と定義し、その形成過程と、装いから生じる持続的な心理的安定感（FPS）への効果を解明する。五つの主要コレクション開催都市（東京、パリ、ミラノ、ロンドン、ニューヨーク）の質的比較、東アジア3カ国の大学生各300名の量的比較、生成AIを含む教育介入（3群・計180名）により、文化・教育・装い介助の三面から検証する。被服心理学の焦点を着用効果から選択主体の形成へ広げ、人・診断・アプリ・AIによる介助を統合するモデルと尺度を提示し、学生や就業者が主体的に服を選び社会へ安心して参加するための教育・支援法として還元する。</w:t>
+        <w:t xml:space="preserve">服装は個人の趣味にとどまらず、自己認知や意欲、他者評価、職業上の役割遂行に関わる。にもかかわらず、衣服を自分で選ぶ力がどのように育つのかは十分に検討されていない。日本では学生も診断やアプリ、生成AIを「似合う」の手がかりとする一方、他者の目を気にして「自分はどうしたいか」を言語化できない場合がある。本研究は、助言を自らの目的とTPOに照らして吟味し採否を説明できる力を装い選択自律性（Clothing Choice Autonomy：CCA）と定義し、その形成過程と、装いから生じる心理的安定感（FPS）への効果を解明する。五つの主要コレクション開催都市（東京、パリ、ミラノ、ロンドン、ニューヨーク）の質的比較、東アジア3カ国の大学生各300名の量的比較、生成AIを含む教育介入（3群・計180名）により、文化・教育・装い介助の三面から検証する。被服心理学の焦点を着用効果から選択主体の形成へ広げ、人・診断・アプリ・AIによる介助を統合するモデルと尺度を提示し、学生や就業者が主体的に服を選び社会へ参加するための教育・支援法として還元する。</w:t>
       </w:r>
     </w:p>
     <w:p>

--- a/kakenhi-c/研究計画調書_基盤C_R9採用版.docx
+++ b/kakenhi-c/研究計画調書_基盤C_R9採用版.docx
@@ -639,7 +639,7 @@
           <w:rFonts w:ascii="Times New Roman" w:eastAsia="ＭＳ 明朝" w:cs="Times New Roman"/>
           <w:sz w:val="22"/>
         </w:rPr>
-        <w:t xml:space="preserve">服装は個人の趣味にとどまらず、自己認知や意欲、他者評価、職業上の役割遂行に関わる。にもかかわらず、衣服を自分で選ぶ力がどのように育つのかは十分に検討されていない。日本では学生も診断やアプリ、生成AIを「似合う」の手がかりとする一方、他者の目を気にして「自分はどうしたいか」を言語化できない場合がある。本研究は、助言を自らの目的とTPOに照らして吟味し採否を説明できる力を装い選択自律性（Clothing Choice Autonomy：CCA）と定義し、その形成過程と、装いから生じる心理的安定感（FPS）への効果を解明する。五つの主要コレクション開催都市（東京、パリ、ミラノ、ロンドン、ニューヨーク）の質的比較、東アジア3カ国の大学生各300名の量的比較、生成AIを含む教育介入（3群・計180名）により、文化・教育・装い介助の三面から検証する。被服心理学の焦点を着用効果から選択主体の形成へ広げ、人・診断・アプリ・AIによる介助を統合するモデルと尺度を提示し、学生や就業者が主体的に服を選び社会へ参加するための教育・支援法として還元する。</w:t>
+        <w:t xml:space="preserve">服装は個人の趣味にとどまらず、自己認知や意欲、他者評価、職業上の役割遂行に関わる。しかし、衣服を自分で選ぶ力がどう育つのかは十分に検討されていない。日本では学生も診断やアプリ、生成AIを「似合う」の手がかりとする一方、他者の目を気にして「自分はどうしたいか」を言語化できない場合がある。本研究は、助言を自らの目的とTPOに照らして吟味し採否を説明できる力を装い選択自律性（Clothing Choice Autonomy：CCA）と定義し、その形成過程と装いから生じる心理的安定感（FPS）への効果を解明する。五つの主要コレクション開催都市（東京、パリ、ミラノ、ロンドン、ニューヨーク）の質的比較、東アジア3カ国の大学生各300名の量的比較、生成AIを含む教育介入（3群180名）により、文化・教育・装い介助の三面から検証する。被服心理学の焦点を着用効果から選択主体の形成へ広げ、人・診断・アプリ・AIによる介助を統合するモデルと尺度を提示し、学生や就業者が主体的に服を選ぶための教育・支援法として還元する。</w:t>
       </w:r>
     </w:p>
     <w:p>

--- a/kakenhi-c/研究計画調書_基盤C_R9採用版.docx
+++ b/kakenhi-c/研究計画調書_基盤C_R9採用版.docx
@@ -639,7 +639,7 @@
           <w:rFonts w:ascii="Times New Roman" w:eastAsia="ＭＳ 明朝" w:cs="Times New Roman"/>
           <w:sz w:val="22"/>
         </w:rPr>
-        <w:t xml:space="preserve">服装は個人の趣味にとどまらず、自己認知や意欲、他者評価、職業上の役割遂行に関わる。しかし、衣服を自分で選ぶ力がどう育つのかは十分に検討されていない。日本では学生も診断やアプリ、生成AIを「似合う」の手がかりとする一方、他者の目を気にして「自分はどうしたいか」を言語化できない場合がある。本研究は、助言を自らの目的とTPOに照らして吟味し採否を説明できる力を装い選択自律性（Clothing Choice Autonomy：CCA）と定義し、その形成過程と装いから生じる心理的安定感（FPS）への効果を解明する。五つの主要コレクション開催都市（東京、パリ、ミラノ、ロンドン、ニューヨーク）の質的比較、東アジア3カ国の大学生各300名の量的比較、生成AIを含む教育介入（3群180名）により、文化・教育・装い介助の三面から検証する。被服心理学の焦点を着用効果から選択主体の形成へ広げ、人・診断・アプリ・AIによる介助を統合するモデルと尺度を提示し、学生や就業者が主体的に服を選ぶための教育・支援法として還元する。</w:t>
+        <w:t xml:space="preserve">服装は個人の趣味にとどまらず、自己認知や意欲、他者評価、職業上の役割遂行に関わる。しかし、衣服を自分で選ぶ力がどう育つのかは、教育研究でも被服心理学でも十分に検討されていない。日本では学生も診断やアプリ、生成AIを「似合う」の手がかりとする一方、他者の目を気にして「自分はどうしたいか」を言語化できない場合がある。本研究は、助言を自らの目的とTPOに照らして吟味し採否を説明できる力を装い選択自律性（Clothing Choice Autonomy：CCA）と定義し、その形成過程と、装いから生じる心理的安定感（FPS）への効果を解明する。五つの主要コレクション開催都市（東京、パリ、ミラノ、ロンドン、ニューヨーク）の質的比較、東アジア3カ国（日本・台湾・韓国）の大学生を対象とする量的比較、生成AIを含む教育介入により、文化・教育・装い介助の三面から検証する。被服心理学の焦点を着用効果から選択主体の形成へ広げ、人・診断・アプリ・AIによる介助を統合するモデルと尺度を提示し、学生や就業者が主体的に服を選び、社会へ安心して参加するための教育・支援法として還元する。</w:t>
       </w:r>
     </w:p>
     <w:p>

--- a/kakenhi-c/研究計画調書_基盤C_R9採用版.docx
+++ b/kakenhi-c/研究計画調書_基盤C_R9採用版.docx
@@ -639,7 +639,7 @@
           <w:rFonts w:ascii="Times New Roman" w:eastAsia="ＭＳ 明朝" w:cs="Times New Roman"/>
           <w:sz w:val="22"/>
         </w:rPr>
-        <w:t xml:space="preserve">服装は個人の趣味にとどまらず、自己認知や意欲、他者評価、職業上の役割遂行に関わる。しかし、衣服を自分で選ぶ力がどう育つのかは、教育研究でも被服心理学でも十分に検討されていない。日本では学生も診断やアプリ、生成AIを「似合う」の手がかりとする一方、他者の目を気にして「自分はどうしたいか」を言語化できない場合がある。本研究は、助言を自らの目的とTPOに照らして吟味し採否を説明できる力を装い選択自律性（Clothing Choice Autonomy：CCA）と定義し、その形成過程と、装いから生じる心理的安定感（FPS）への効果を解明する。五つの主要コレクション開催都市（東京、パリ、ミラノ、ロンドン、ニューヨーク）の質的比較、東アジア3カ国（日本・台湾・韓国）の大学生を対象とする量的比較、生成AIを含む教育介入により、文化・教育・装い介助の三面から検証する。被服心理学の焦点を着用効果から選択主体の形成へ広げ、人・診断・アプリ・AIによる介助を統合するモデルと尺度を提示し、学生や就業者が主体的に服を選び、社会へ安心して参加するための教育・支援法として還元する。</w:t>
+        <w:t xml:space="preserve">衣服を自分で選ぶ力がどう育つのかは十分に検討されていない。日本では学生も診断やアプリ、生成AIを「似合う」の手がかりとする一方、「自分はどうしたいか」を言語化できない場合がある。本研究は、助言を自らの目的とTPOに照らして吟味し採否を説明できる力を装い選択自律性（CCA）と定義し、その形成過程と装いから生じる心理的安定感（FPS）への効果を解明する。五つの主要コレクション開催都市の質的比較、東アジア3カ国の量的比較、生成AIを含む教育介入により検証し、被服心理学の焦点を着用効果から選択主体の形成へ広げる。人・診断・AIによる介助を統合するモデルと尺度を提示し、主体的に服を選ぶ力を育てる教育・支援法として還元する。</w:t>
       </w:r>
     </w:p>
     <w:p>
